--- a/交付成果/第三轮修订版/第三轮4周版/读书会21_破妄显真：破除三十八种修道上的自欺_4周资料包（第三版修订）/Word版/第4周_悭吝之伪装与总摄对治_学员版.docx
+++ b/交付成果/第三轮修订版/第三轮4周版/读书会21_破妄显真：破除三十八种修道上的自欺_4周资料包（第三版修订）/Word版/第4周_悭吝之伪装与总摄对治_学员版.docx
@@ -904,7 +904,7 @@
         <w:rPr>
           <w:b w:val="0"/>
         </w:rPr>
-        <w:t>[00:00:00.000] 三。南无大嘎瓦多阿多三三。以及那位世尊阿拉汗政治抉择。啊，各位尊者，各位法师，各位贤友，晚上吉祥。</w:t>
+        <w:t>[00:00:00.000] Namo tassa bhagavato arahato sammā-sambuddhassa。礼敬那位世尊、阿拉汉、正自觉者。啊，各位尊者，各位法师，各位贤友，晚上吉祥。</w:t>
       </w:r>
     </w:p>
     <w:p>
@@ -994,7 +994,7 @@
         <w:rPr>
           <w:b w:val="0"/>
         </w:rPr>
-        <w:t>[00:04:23.020] 儒家呢，他强调仁和义，它是要统一的啊。所以真正的仁爱呢，必有原则上的这个义啊。他不是没有原则的这个滥交和讨好啊。啊，这个在论语。洋货里面啊这个。这个孔夫子说，乡愿得之，贼也啊。啊，这个在这里面呢，就是孔夫子呢，他痛斥这种。一种啊，有一种一乡人啊，都称许为的这个老好人啊。</w:t>
+        <w:t>[00:04:23.020] 儒家呢，他强调仁和义，它是要统一的啊。所以真正的仁爱呢，必有原则上的这个义啊。他不是没有原则的这个滥交和讨好啊。啊，这个在论语·阳货里面啊这个。这个孔夫子说，乡愿，德之贼也啊。啊，这个在这里面呢，就是孔夫子呢，他痛斥这种。一种啊，有一种一乡人啊，都称许为的这个老好人啊。</w:t>
       </w:r>
     </w:p>
     <w:p>
@@ -1225,7 +1225,7 @@
         <w:rPr>
           <w:b w:val="0"/>
         </w:rPr>
-        <w:t>[00:21:35.140] 好，那么反复呢啊，有四个角度了啊。反复的核心呢需要以证件来辨明啊，社交的动机和对象啊。然后对我们佛教徒呢就要以戒律来规范行为和边界啊，确保这个帮扶和结交呢，是真正的导向善法征战，而不是烦恼的纠缠。啊，那正见呢从来就是为先导了啊，因为有正见呢，就可以照亮这个社交的盲区啊和动机了啊。</w:t>
+        <w:t>[00:21:35.140] 好，那么反复呢啊，有四个角度了啊。反复的核心呢需要以正见来辨明啊，社交的动机和对象啊。然后对我们佛教徒呢就要以戒律来规范行为和边界啊，确保这个帮扶和结交呢，是真正的导向善法征战，而不是烦恼的纠缠。啊，那正见呢从来就是为先导了啊，因为有正见呢，就可以照亮这个社交的盲区啊和动机了啊。</w:t>
       </w:r>
     </w:p>
     <w:p>
@@ -1375,7 +1375,7 @@
         <w:rPr>
           <w:b w:val="0"/>
         </w:rPr>
-        <w:t>[00:28:08.620] 好，那这个是第15种欺骗呢啊，那第14种第15它是一对一对的来的，它是与人与人之间交往的啊。那第16种呢？啊，他是讲言语层面上的好。就离间语呢，能以惯于真实语的伪装来欺骗啊。对，那这个可能很多人都有深刻印象了，印象了对吧？我们自己有时候也会这样啊，就是说的话是真实的啊，真实叫萨迦嘛，哈撒迦，我敌的就是内心的意图呢，他就是想制造分裂。伤害或者有敌意啊。对离间语呢，这个挑拨离间啊，他会经常穿上。我只是在说实话啊，我这个人就是心直口快啊啊。我不过只是在陈述一件事实而已啊，我没有想得罪谁呀。</w:t>
+        <w:t>[00:28:08.620] 好，那这个是第15种欺骗呢啊，那第14种第15它是一对一对的来的，它是与人与人之间交往的啊。那第16种呢？啊，他是讲言语层面上的好。就离间语呢，能以惯于真实语的伪装来欺骗啊。对，那这个可能很多人都有深刻印象了，印象了对吧？我们自己有时候也会这样啊，就是说的话是真实的啊，真实叫 sacca，我敌的就是内心的意图呢，他就是想制造分裂。伤害或者有敌意啊。对离间语呢，这个挑拨离间啊，他会经常穿上。我只是在说实话啊，我这个人就是心直口快啊啊。我不过只是在陈述一件事实而已啊，我没有想得罪谁呀。</w:t>
       </w:r>
     </w:p>
     <w:p>
@@ -1435,22 +1435,22 @@
         <w:rPr>
           <w:b w:val="0"/>
         </w:rPr>
-        <w:t>[00:29:49.900] 啊，那尤其呢，当他刻意的。或者巧妙地伪装成真实语的时候啊，他这个有很重的业果。那。这个。这个离间语呢，它叫皮苏纳瓦加。必须拿我食。它是几个词的组合词啊？P这皮呀。PR就是说可喜可爱啊。P是可喜可爱书。书呢就是说尼呀。啊索尼亚呢，它就是。嗯，没事啊。这个损压呢是空啊，就是空无的空啊。那个，那呢就甘露那甘露那呢就是制造啊，制造的意思。瓦加呢就是言语啊。所以这个P数那瓦加呢？就是他因为就是或者这么来说，就是所谓的P索拿瓦加呢，也就是他掏空。或者摧毁他人间情感的一种言语。</w:t>
-      </w:r>
-    </w:p>
-    <w:p>
-      <w:pPr>
-        <w:ind w:left="170"/>
-        <w:pBdr>
-          <w:left w:val="single" w:sz="18" w:space="4" w:color="1E4620"/>
-        </w:pBdr>
-        <w:shd w:val="clear" w:fill="F2F5FA"/>
-      </w:pPr>
-      <w:r>
-        <w:rPr>
-          <w:b w:val="0"/>
-        </w:rPr>
-        <w:t>[00:31:20.880] 对，所以这个巴利语呢，它是很有意思，它是各种词源，从源头上来去组合成一个词哈，就皮索那瓦加呢就是。掏空啊就是损念掏空啊，摧毁就是制造甘露难啊啊赶露难呢就是掏空摧毁彼岸啊，就是人间这种有爱的情感啊的那种瓦加那种语言好。</w:t>
+        <w:t>[00:29:49.900] 啊，那尤其呢，当他刻意的。或者巧妙地伪装成真实语的时候啊，他这个有很重的业果。那。这个。这个离间语呢，它叫 pisuṇāvācā。必须拿我食。它是几个词的组合词啊？P这皮呀。PR就是说可喜可爱啊。P是可喜可爱书。书呢就是说尼呀。啊索尼亚呢，它就是。嗯，没事啊。这个损压呢是空啊，就是空无的空啊。那个，那呢就甘露那甘露那呢就是制造啊，制造的意思。瓦加呢就是言语啊。所以这个 pisuṇāvācā 呢？就是他因为就是或者这么来说，就是所谓的 pisuṇāvācā 呢，也就是他掏空。或者摧毁他人间情感的一种言语。</w:t>
+      </w:r>
+    </w:p>
+    <w:p>
+      <w:pPr>
+        <w:ind w:left="170"/>
+        <w:pBdr>
+          <w:left w:val="single" w:sz="18" w:space="4" w:color="1E4620"/>
+        </w:pBdr>
+        <w:shd w:val="clear" w:fill="F2F5FA"/>
+      </w:pPr>
+      <w:r>
+        <w:rPr>
+          <w:b w:val="0"/>
+        </w:rPr>
+        <w:t>[00:31:20.880] 对，所以这个巴利语呢，它是很有意思，它是各种词源，从源头上来去组合成一个词哈，就 pisuṇāvācā 呢就是。掏空啊就是损念掏空啊，摧毁就是制造甘露难啊啊赶露难呢就是掏空摧毁彼岸啊，就是人间这种有爱的情感啊的那种瓦加那种语言好。</w:t>
       </w:r>
     </w:p>
     <w:p>
@@ -1600,22 +1600,22 @@
         <w:rPr>
           <w:b w:val="0"/>
         </w:rPr>
-        <w:t>[00:41:55.270] 所以表面上呢，在这是在阐述这个陈述事实啊，而底层的驱动力呢是伴随着。嗔心，这称心呢，就是乐于见到他人关系破裂。啊，贪心呢，就是讨好听者与攀附结交，那这种思维呢，或者这种动机呢，它是染污的。那这种呢，就缺乏以法与利为先导，以正见为先导，纯粹是以破坏为目的的。圆说啊，他就完美地利用了真实义的表象。啊呃，欺骗了自己的心智了啊。啊，那么可能会有混淆的呢，</w:t>
-      </w:r>
-    </w:p>
-    <w:p>
-      <w:pPr>
-        <w:ind w:left="170"/>
-        <w:pBdr>
-          <w:left w:val="single" w:sz="18" w:space="4" w:color="1E4620"/>
-        </w:pBdr>
-        <w:shd w:val="clear" w:fill="F2F5FA"/>
-      </w:pPr>
-      <w:r>
-        <w:rPr>
-          <w:b w:val="0"/>
-        </w:rPr>
-        <w:t>[00:42:37.505] 比如有人讲说。那尊者，如果我发现某人正在算计我的朋友，我把这一件真实的事告诉朋友，这算不算离间语呢？如果我不说，会不会缺乏慈悲心呢？啊？那。从阿里达摩角度上来讲呢，我们有很硬核的指标嘛，啊就是动机呀啊。就是。动你的动机是不是无贪无嗔的啊？那律藏的著书很明确地讲到，就是如果。你的发心不是为了博取喜爱，也不是意图离间。而是纯粹为了保护他人免受伤害，或者是为了苛责恶行而陈述事实。那这个就没有违反离间语的过失了。</w:t>
+        <w:t>[00:41:55.270] 所以表面上呢，在这是在阐述这个陈述事实啊，而底层的驱动力呢是伴随着。嗔心，这嗔心呢，就是乐于见到他人关系破裂。啊，贪心呢，就是讨好听者与攀附结交，那这种思维呢，或者这种动机呢，它是染污的。那这种呢，就缺乏以法与利为先导，以正见为先导，纯粹是以破坏为目的的。圆说啊，他就完美地利用了真实义的表象。啊呃，欺骗了自己的心智了啊。啊，那么可能会有混淆的呢，</w:t>
+      </w:r>
+    </w:p>
+    <w:p>
+      <w:pPr>
+        <w:ind w:left="170"/>
+        <w:pBdr>
+          <w:left w:val="single" w:sz="18" w:space="4" w:color="1E4620"/>
+        </w:pBdr>
+        <w:shd w:val="clear" w:fill="F2F5FA"/>
+      </w:pPr>
+      <w:r>
+        <w:rPr>
+          <w:b w:val="0"/>
+        </w:rPr>
+        <w:t>[00:42:37.505] 比如有人讲说。那尊者，如果我发现某人正在算计我的朋友，我把这一件真实的事告诉朋友，这算不算离间语呢？如果我不说，会不会缺乏慈悲心呢？啊？那。从阿毗达摩角度上来讲呢，我们有很硬核的指标嘛，啊就是动机呀啊。就是。动你的动机是不是无贪无嗔的啊？那律藏的著书很明确地讲到，就是如果。你的发心不是为了博取喜爱，也不是意图离间。而是纯粹为了保护他人免受伤害，或者是为了苛责恶行而陈述事实。那这个就没有违反离间语的过失了。</w:t>
       </w:r>
     </w:p>
     <w:p>
@@ -2706,22 +2706,22 @@
         <w:rPr>
           <w:b w:val="0"/>
         </w:rPr>
-        <w:t>[00:00:00.760] 啊，大家请喝下，我们一起来礼敬客户。南无三。南无拉巴嘎瓦多、阿拉多3马3。南无大萨多阿那多3藐3。你今乃为世尊，他当正治抉择。啊，各位啊，各位尊者，各位法师，各位贤友，晚上吉祥。</w:t>
-      </w:r>
-    </w:p>
-    <w:p>
-      <w:pPr>
-        <w:ind w:left="170"/>
-        <w:pBdr>
-          <w:left w:val="single" w:sz="18" w:space="4" w:color="1E4620"/>
-        </w:pBdr>
-        <w:shd w:val="clear" w:fill="F2F5FA"/>
-      </w:pPr>
-      <w:r>
-        <w:rPr>
-          <w:b w:val="0"/>
-        </w:rPr>
-        <w:t>[00:00:59.520] 啊，今天呢，我们学第17种欺骗。不愿意他人受益啊，能以说非离间语的伪装来欺骗。啊就跟我们上面第16个欺骗呢是反着的啊。那。离间语呢，我们前面讲到了，它是指制造分裂的言语啊。呃，这个非离间语呢？哎。按笔数拿吧。嗯。那比如说哪玩家呢？它称为叫非理解，你就是啊啊是加的一个否定词啊。阿比苏那瓦家。阿比苏男玩家，他本来呢是对离间语这一类的言语的止戒，就是说不说。然而呢。当这种说非离间语或者不说离间语啊，</w:t>
+        <w:t>[00:00:00.760] 啊，大家请合掌，我们一起来礼敬佛陀。Namo tassa bhagavato arahato sammā-sambuddhassa。礼敬那位世尊、阿拉汉、正自觉者。啊，各位啊，各位尊者，各位法师，各位贤友，晚上吉祥。</w:t>
+      </w:r>
+    </w:p>
+    <w:p>
+      <w:pPr>
+        <w:ind w:left="170"/>
+        <w:pBdr>
+          <w:left w:val="single" w:sz="18" w:space="4" w:color="1E4620"/>
+        </w:pBdr>
+        <w:shd w:val="clear" w:fill="F2F5FA"/>
+      </w:pPr>
+      <w:r>
+        <w:rPr>
+          <w:b w:val="0"/>
+        </w:rPr>
+        <w:t>[00:00:59.520] 啊，今天呢，我们学第17种欺骗。不愿意他人受益啊，能以说非离间语的伪装来欺骗。啊就跟我们上面第16个欺骗呢是反着的啊。那。离间语呢，我们前面讲到了，它是指制造分裂的言语啊。呃，这个非离间语呢？哎。按笔数拿吧。嗯。那比如说哪玩家呢？它称为叫非理解，你就是啊啊是加的一个否定词啊。apisuṇavāditā。apisuṇavāditā，他本来呢是对离间语这一类的言语的止戒，就是说不说。然而呢。当这种说非离间语或者不说离间语啊，</w:t>
       </w:r>
     </w:p>
     <w:p>
@@ -2841,22 +2841,22 @@
         <w:rPr>
           <w:b w:val="0"/>
         </w:rPr>
-        <w:t>[00:08:11.120] 那这里面呢，我们需要明确的就是说。什么是希望？没对方没有利益啊。和不说离间语，就怎么去界定它这个东西呢？啊，就什么是。离间语。在经典里面说，真正的离间语呢，是指破坏他人之间的和睦相处。啊，它粉碎和合的作用啊，它制造分裂的这样的氛围或者言语。那。而真正持守不离间语的人呢，他的动机必须是纯正的，就是他不仅不破坏和合，而且是分裂的调节者和谐的。促进者啊，是乐于和合者。所以它的核心底色呢是慈心。和利益他人。那什么是希望无益呢？就是不愿他人受益呢？或者说。这个。什么是不愿他人受益，然后又有伪装呢？那希望无益在教理上呢，它是就专门的一个词啊啊。叫白呀大啊，或者是一闪就是嫉妒。就本本质上呢它是。不希望他人获得安乐和成就啊。这个也翻译成恶意啊。那就是他心怀恶意或者嫉妒啊，所以他本质呢就是希望别人没有利益。不管他是基于沉默还是言语，他如果是按这个动机呢，他就伪装就成立。</w:t>
-      </w:r>
-    </w:p>
-    <w:p>
-      <w:pPr>
-        <w:ind w:left="170"/>
-        <w:pBdr>
-          <w:left w:val="single" w:sz="18" w:space="4" w:color="1E4620"/>
-        </w:pBdr>
-        <w:shd w:val="clear" w:fill="F2F5FA"/>
-      </w:pPr>
-      <w:r>
-        <w:rPr>
-          <w:b w:val="0"/>
-        </w:rPr>
-        <w:t>[00:10:22.260] 所以当一个禅修行者呢，他看到同修啊正在结交恶友或者正在走入歧途，这会导致他失去利益的时候，他明明可以去提醒或者指出问题，但是他内心呢。因为这个bad蛋或者伊撒，或者是恶意和嫉妒他，乐于见到他堕落而选择了。</w:t>
+        <w:t>[00:08:11.120] 那这里面呢，我们需要明确的就是说。什么是希望？没对方没有利益啊。和不说离间语，就怎么去界定它这个东西呢？啊，就什么是。离间语。在经典里面说，真正的离间语呢，是指破坏他人之间的和睦相处。啊，它粉碎和合的作用啊，它制造分裂的这样的氛围或者言语。那。而真正持守不离间语的人呢，他的动机必须是纯正的，就是他不仅不破坏和合，而且是分裂的调节者和谐的。促进者啊，是乐于和合者。所以它的核心底色呢是慈心。和利益他人。那什么是希望无益呢？就是不愿他人受益呢？或者说。这个。什么是不愿他人受益，然后又有伪装呢？那希望无益在教理上呢，它是就专门的一个词啊啊。叫 byāpāda 啊，或者是 issā 就是嫉妒。就本本质上呢它是。不希望他人获得安乐和成就啊。这个也翻译成恶意啊。那就是他心怀恶意或者嫉妒啊，所以他本质呢就是希望别人没有利益。不管他是基于沉默还是言语，他如果是按这个动机呢，他就伪装就成立。</w:t>
+      </w:r>
+    </w:p>
+    <w:p>
+      <w:pPr>
+        <w:ind w:left="170"/>
+        <w:pBdr>
+          <w:left w:val="single" w:sz="18" w:space="4" w:color="1E4620"/>
+        </w:pBdr>
+        <w:shd w:val="clear" w:fill="F2F5FA"/>
+      </w:pPr>
+      <w:r>
+        <w:rPr>
+          <w:b w:val="0"/>
+        </w:rPr>
+        <w:t>[00:10:22.260] 所以当一个禅修行者呢，他看到同修啊正在结交恶友或者正在走入歧途，这会导致他失去利益的时候，他明明可以去提醒或者指出问题，但是他内心呢。因为这个bad蛋或者 issā，或者是恶意和嫉妒他，乐于见到他堕落而选择了。</w:t>
       </w:r>
     </w:p>
     <w:p>
@@ -2931,7 +2931,7 @@
         <w:rPr>
           <w:b w:val="0"/>
         </w:rPr>
-        <w:t>[00:15:17.420] 好，那我们从阿毗达摩的角度上来看呢。就他的心智系统是怎么被合法性欺骗的呢？那表面呢，看起来这个人他正于他不说离间语，而是离心所，对吧哈。那但是底层呢，它是恶意啊，别阿巴达和伊撒哦，就是恶意或者嫉妒。那恶意和嫉妒呢？它是嗔跟恚呢啊。所以在表象上呢，也就是在概念或者理智上呢，这个人认为自己在修持。离心所的善语啊。那正在避免造作于恶业啊，认为自己是清净的啊，那么真相呢是。</w:t>
+        <w:t>[00:15:17.420] 好，那我们从阿毗达摩的角度上来看呢。就他的心智系统是怎么被合法性欺骗的呢？那表面呢，看起来这个人他正于他不说离间语，而是离心所，对吧哈。那但是底层呢，它是恶意啊，byāpāda 和 issā 哦，就是恶意或者嫉妒。那恶意和嫉妒呢？它是嗔跟恚呢啊。所以在表象上呢，也就是在概念或者理智上呢，这个人认为自己在修持。离心所的善语啊。那正在避免造作于恶业啊，认为自己是清净的啊，那么真相呢是。</w:t>
       </w:r>
     </w:p>
     <w:p>
@@ -2961,7 +2961,7 @@
         <w:rPr>
           <w:b w:val="0"/>
         </w:rPr>
-        <w:t>[00:16:54.700] 所以他用概念法，就像我们说这个此界啊啊界相的这个名称啊，去掩盖了它真实升起来的这个嗔烦恼啊，就别人看不到，我们叫做知人知面不知心啊。看起来这个这个沉默啊，说好话心里面呢都是嗔啊，所以用概念法来掩盖他这个别人看不到的究竟法的实相啊。</w:t>
+        <w:t>[00:16:54.700] 所以他用概念法，就像我们说这个概念法啊啊概念法的这个名称啊，去掩盖了它真实升起来的这个嗔烦恼啊，就别人看不到，我们叫做知人知面不知心啊。看起来这个这个沉默啊，说好话心里面呢都是嗔啊，所以用概念法来掩盖他这个别人看不到的究竟法的实相啊。</w:t>
       </w:r>
     </w:p>
     <w:p>
@@ -3246,7 +3246,7 @@
         <w:rPr>
           <w:b w:val="0"/>
         </w:rPr>
-        <w:t>[00:35:54.000] 所以像这些我们讲下来呢，我们就要有反思和触动啊。就是如果遇到能够指出过失、善于呵斥的智者啊，我们呢应当把他视为指示保障的人啊。什么是指示保障的人呢？就是当别人走在悬崖边上啊，当别人即将要服下毒药的时候，你能够大喝一声啊，把他拉回来啊。那这个就是指示保障的人啊，但是烦恼很狡猾，就当我们看到我们不喜欢的人嫉妒的人走向悬崖的时候，我们心里的这个逼压反弹，就这个恶意就会发作。啊，我们为了掩饰这个恶意呢，我们给自己穿上啊一个漂亮的防弹衣啊，说佛陀不说离间语。啊，我不能去揭穿那个那个人啊，即使他走向悬崖啊。所以呢，我们如果看到一个人快走到。坑边了，我们明明可以去帮他一下，提醒一下。啊，但是你却捂着嘴巴说啊，这个时候佛陀讲要保持寂静啊，不能大声喧哗。好，那这个呢就是。很明显的，我们心灵深处呢，他就是不希望对方好，所以因此呢，当然我们不说。啊，或者是沉默，或者是说好话的时候，和稀泥的时候，我们就需要看一下自己的内心啊。啊，你的。我们讲都怀着什么心嘛，啊啊，是比尔反大还是嫉妒还是贪啊？</w:t>
+        <w:t>[00:35:54.000] 所以像这些我们讲下来呢，我们就要有反思和触动啊。就是如果遇到能够指出过失、善于呵斥的智者啊，我们呢应当把他视为指示保障的人啊。什么是指示保障的人呢？就是当别人走在悬崖边上啊，当别人即将要服下毒药的时候，你能够大喝一声啊，把他拉回来啊。那这个就是指示保障的人啊，但是烦恼很狡猾，就当我们看到我们不喜欢的人嫉妒的人走向悬崖的时候，我们心里的这个逼压反弹，就这个恶意就会发作。啊，我们为了掩饰这个恶意呢，我们给自己穿上啊一个漂亮的防弹衣啊，说佛陀不说离间语。啊，我不能去揭穿那个那个人啊，即使他走向悬崖啊。所以呢，我们如果看到一个人快走到。坑边了，我们明明可以去帮他一下，提醒一下。啊，但是你却捂着嘴巴说啊，这个时候佛陀讲要保持寂静啊，不能大声喧哗。好，那这个呢就是。很明显的，我们心灵深处呢，他就是不希望对方好，所以因此呢，当然我们不说。啊，或者是沉默，或者是说好话的时候，和稀泥的时候，我们就需要看一下自己的内心啊。啊，你的。我们讲都怀着什么心嘛，啊啊，是 byāpāda 还是嫉妒还是贪啊？</w:t>
       </w:r>
     </w:p>
     <w:p>
@@ -3321,22 +3321,22 @@
         <w:rPr>
           <w:b w:val="0"/>
         </w:rPr>
-        <w:t>[00:40:55.640] 这是第十八个啊十七个欺骗。啊，那18个切片呢？是指说谄媚呢，能以爱语的伪装来欺骗啊。这样的说法也是合理的。啊，爱语呢叫比亚瓦加啊，叫比亚瓦加。它是指甜美啊，友善啊，令人愉悦的。言语啊。那么在这里面呢，谄媚呢？就是说对这种爱语的滥用。嗯。那纯净的这个爱语呢，它是悦耳啊，语言呢它是。亲近的，它是很多是源自于慈心啊。啊，我们讲说这个人说话很柔软，他往往都很慈悲，心很强啊。他的本意呢，是要促进和谐啊，让这个人获得慰藉，还有感受到善意。</w:t>
-      </w:r>
-    </w:p>
-    <w:p>
-      <w:pPr>
-        <w:ind w:left="170"/>
-        <w:pBdr>
-          <w:left w:val="single" w:sz="18" w:space="4" w:color="1E4620"/>
-        </w:pBdr>
-        <w:shd w:val="clear" w:fill="F2F5FA"/>
-      </w:pPr>
-      <w:r>
-        <w:rPr>
-          <w:b w:val="0"/>
-        </w:rPr>
-        <w:t>[00:42:03.120] 那么在佛陀的舍利经里面讲到啊，就有讲我们叫四摄法啊，北方翻译成四摄法。啊，叫布施爱语利行同事啊。这个四摄法呢，是这个三系佛教里面都倡导的啊。然而呢，就当为了博取好感。对，最后呢，你牺牲诚实啊，或者以夸张不实的赞美去操纵他人的时候，这个言语呢就沦为谄媚啊。就叫图卡马图卡啊，谄媚的这个词啊。那就是谄媚就一种根植于自私自利啊，或者贪恋好评或者恐惧的这种虚伪的奉承。就当一个修行者呢，为了获取某一种利益而对他人低三下四阿谀奉承的时候呢，他内心的惭愧系统呢，本来他应该发出警报。但是你为了逃避良心的谴责，啊啊，你的烦恼会很习惯地巧妙地给你披上一个外衣。</w:t>
+        <w:t>[00:40:55.640] 这是第十八个啊十七个欺骗。啊，那18个切片呢？是指说谄媚呢，能以爱语的伪装来欺骗啊。这样的说法也是合理的。啊，爱语呢叫 piyavācā 啊，叫 piyavācā。它是指甜美啊，友善啊，令人愉悦的。言语啊。那么在这里面呢，谄媚呢？就是说对这种爱语的滥用。嗯。那纯净的这个爱语呢，它是悦耳啊，语言呢它是。亲近的，它是很多是源自于慈心啊。啊，我们讲说这个人说话很柔软，他往往都很慈悲，心很强啊。他的本意呢，是要促进和谐啊，让这个人获得慰藉，还有感受到善意。</w:t>
+      </w:r>
+    </w:p>
+    <w:p>
+      <w:pPr>
+        <w:ind w:left="170"/>
+        <w:pBdr>
+          <w:left w:val="single" w:sz="18" w:space="4" w:color="1E4620"/>
+        </w:pBdr>
+        <w:shd w:val="clear" w:fill="F2F5FA"/>
+      </w:pPr>
+      <w:r>
+        <w:rPr>
+          <w:b w:val="0"/>
+        </w:rPr>
+        <w:t>[00:42:03.120] 那么在佛陀的舍利经里面讲到啊，就有讲我们叫四摄法啊，北方翻译成四摄法。啊，叫布施爱语利行同事啊。这个四摄法呢，是这个三系佛教里面都倡导的啊。然而呢，就当为了博取好感。对，最后呢，你牺牲诚实啊，或者以夸张不实的赞美去操纵他人的时候，这个言语呢就沦为谄媚啊。就叫 cāṭukamyatā 啊，谄媚的这个词啊。那就是谄媚就一种根植于自私自利啊，或者贪恋好评或者恐惧的这种虚伪的奉承。就当一个修行者呢，为了获取某一种利益而对他人低三下四阿谀奉承的时候呢，他内心的惭愧系统呢，本来他应该发出警报。但是你为了逃避良心的谴责，啊啊，你的烦恼会很习惯地巧妙地给你披上一个外衣。</w:t>
       </w:r>
     </w:p>
     <w:p>
@@ -4660,7 +4660,7 @@
         <w:rPr>
           <w:b w:val="0"/>
         </w:rPr>
-        <w:t>[00:00:29.560] 好。大家请合掌，我们一起来礼敬佛陀。南无三。南无多，阿拉多，三八三。南无那、巴嘎瓦多、阿拉多三。以今乃位世尊阿汉正自觉者。啊，各位尊者，各位法师，各位贤友，晚上吉祥。</w:t>
+        <w:t>[00:00:29.560] 好。大家请合掌，我们一起来礼敬佛陀。Namo tassa bhagavato arahato sammā-sambuddhassa。礼敬那位世尊、阿拉汉、正自觉者。啊，各位尊者，各位法师，各位贤友，晚上吉祥。</w:t>
       </w:r>
     </w:p>
     <w:p>
@@ -4690,7 +4690,7 @@
         <w:rPr>
           <w:b w:val="0"/>
         </w:rPr>
-        <w:t>[00:01:53.940] 那今天呢，是第20种欺骗啊。欺诳谄曲能惯于以言辞友善的伪装来欺骗。嗯。那这个同样是。关于言语和社交行为啊的一种欺骗啊，它跟我们前面第19讲的内容呢，它是刚好是相反的啊。哎，十九讲都讲过了吗？啊，十九讲还没讲。OK,好，那就十九讲。无道喜习惯能以慎语的伪装来欺骗啊，这个说法是有它的道理的。那。这个慎语的叫利达巴利达啊，这个利达巴利达。那它是指啊，言语慎重哈，就是恰当啊。它是指适度正语有克制的言语。</w:t>
+        <w:t>[00:01:53.940] 那今天呢，是第20种欺骗啊。欺诳谄曲能惯于以言辞友善的伪装来欺骗。嗯。那这个同样是。关于言语和社交行为啊的一种欺骗啊，它跟我们前面第19讲的内容呢，它是刚好是相反的啊。哎，十九讲都讲过了吗？啊，十九讲还没讲。OK,好，那就十九讲。无道喜习惯能以慎语的伪装来欺骗啊，这个说法是有它的道理的。那。这个慎语的叫 mitabhāṇitā 啊，这个 mitabhāṇitā。那它是指啊，言语慎重哈，就是恰当啊。它是指适度正语有克制的言语。</w:t>
       </w:r>
     </w:p>
     <w:p>
@@ -4720,7 +4720,7 @@
         <w:rPr>
           <w:b w:val="0"/>
         </w:rPr>
-        <w:t>[00:03:53.080] 那无道喜习惯呢。叫。这个阿萨摩达纳啊。嗯。阿萨摩的纳啊西了的。这个叫无道喜习惯。那个无道喜习惯呢，它是指。啊，说话我们讲这边说话一点温度都没有，对吧，就是说话缺乏温暖得体的这样的一种方式啊，要么听起来。冷冰冰的，要么听起来硬邦邦的，这种感觉啊，他一般的跟这种冷漠啊。疏离呀。啊，不好打交道啊。啊，这个这个你问他他也不回应啊。啊？这个它本质上呢就是不友善，缺乏友善啊，叫萨摩达纳哦，友善是萨摩达纳啊，萨摩达那那就是缺乏友善，他就没有友善的美德。</w:t>
+        <w:t>[00:03:53.080] 那无道喜习惯呢。叫。这个 asammodana 啊。嗯。阿萨摩的纳啊西了的。这个叫无道喜习惯。那个无道喜习惯呢，它是指。啊，说话我们讲这边说话一点温度都没有，对吧，就是说话缺乏温暖得体的这样的一种方式啊，要么听起来。冷冰冰的，要么听起来硬邦邦的，这种感觉啊，他一般的跟这种冷漠啊。疏离呀。啊，不好打交道啊。啊，这个这个你问他他也不回应啊。啊？这个它本质上呢就是不友善，缺乏友善啊，叫 sammodana 哦，友善是 sammodana 啊，sammodana 那就是缺乏友善，他就没有友善的美德。</w:t>
       </w:r>
     </w:p>
     <w:p>
@@ -4750,7 +4750,7 @@
         <w:rPr>
           <w:b w:val="0"/>
         </w:rPr>
-        <w:t>[00:06:46.210] 沉默寡言呢啊，他是或者我们讲圣默然啊，它是一种圣语啊，这种圣语它是一种德行的表象。把它异化成呢，就是内在的这种情感冷漠啊，人际疏离啊，这个缺乏人与人之间互动的这种基本啊这个。这个柔软哈，或者温度啊哈。嗯。的这样一种烦恼状态，所以我们称为叫无道喜的习惯。</w:t>
+        <w:t>[00:06:46.210] 沉默寡言呢啊，他是或者我们讲圣默然啊，它是一种 mitabhāṇitā 啊，这种 mitabhāṇitā它是一种德行的表象。把它异化成呢，就是内在的这种情感冷漠啊，人际疏离啊，这个缺乏人与人之间互动的这种基本啊这个。这个柔软哈，或者温度啊哈。嗯。的这样一种烦恼状态，所以我们称为叫无道喜的习惯。</w:t>
       </w:r>
     </w:p>
     <w:p>
@@ -4780,7 +4780,7 @@
         <w:rPr>
           <w:b w:val="0"/>
         </w:rPr>
-        <w:t>[00:08:13.720] 所以佛陀呢教导我们就是。适当的言语啊，它是必然包含真实啊、有益啊、慈悲柔软啊、时机恰当啊，所以因此不仅需要真实，还需要善巧亲切。所以一个持慎语或者是说圣语的这个修行者呢。他。至少他内心呢。啊，他要柔软的，虽然你不说话，但不要冷冰冰的，对吧？好，对这个内心柔和，人家看到你了，虽然你不说话，但大家知道你对他没有意见啊。啊，他不会因为他的出现而我们整个氛围变得很冷冰冰的这样。</w:t>
+        <w:t>[00:08:13.720] 所以佛陀呢教导我们就是。适当的言语啊，它是必然包含真实啊、有益啊、慈悲柔软啊、时机恰当啊，所以因此不仅需要真实，还需要善巧亲切。所以一个持慎语或者是说 mitabhāṇitā 的这个修行者呢。他。至少他内心呢。啊，他要柔软的，虽然你不说话，但不要冷冰冰的，对吧？好，对这个内心柔和，人家看到你了，虽然你不说话，但大家知道你对他没有意见啊。啊，他不会因为他的出现而我们整个氛围变得很冷冰冰的这样。</w:t>
       </w:r>
     </w:p>
     <w:p>
@@ -5035,7 +5035,7 @@
         <w:rPr>
           <w:b w:val="0"/>
         </w:rPr>
-        <w:t>[00:21:50.360] 啊，那么在。这个中国的传统文化里面也有这个相类似的东西了啊。比如说儒家讲恭而无礼则劳，慎而无礼则葸啊。勇而无礼则乱，直而无礼则绞。就孔夫子讲呢，就一味地恭敬啊，而不知礼度啊，就会扰扰不安啊，就一味地谨慎而不知礼度呢，就会畏缩多惧啊，就是很恐惧。所以这里呢，我们讲说这个自欺啊就是这个圣语啊啊，这个就跟慎而无礼则葸呢，这非常贴切了啊。</w:t>
+        <w:t>[00:21:50.360] 啊，那么在。这个中国的传统文化里面也有这个相类似的东西了啊。比如说儒家讲恭而无礼则劳，慎而无礼则葸啊。勇而无礼则乱，直而无礼则绞。就孔夫子讲呢，就一味地恭敬啊，而不知礼度啊，就会扰扰不安啊，就一味地谨慎而不知礼度呢，就会畏缩多惧啊，就是很恐惧。所以这里呢，我们讲说这个自欺啊就是这个 mitabhāṇitā 啊啊，这个就跟慎而无礼则葸呢，这非常贴切了啊。</w:t>
       </w:r>
     </w:p>
     <w:p>
@@ -5245,52 +5245,52 @@
         <w:rPr>
           <w:b w:val="0"/>
         </w:rPr>
-        <w:t>[00:47:57.625] 虚伪呢，在巴利语叫玛雅啊，然后狡诈或者这种欺诳呢，就称为叫萨提亚好。那。往往我们会看到，哇这个人好有社交魅力呀啊，但是呢他已经。被你这个可能你已经被他操纵了啊，就是他自己举止很亲切啊，来误导操纵或者讨好。啊，往往他这个隐藏着自私和有害的一些意图了啊，所以他这个欺骗呢，它是外在友善掩饰内在的虚伪。啊，那么这个欺诳谄曲呢？它是有在巴利语里面是有专门的词的啊。它这个虚伪呢就叫玛雅，</w:t>
-      </w:r>
-    </w:p>
-    <w:p>
-      <w:pPr>
-        <w:ind w:left="170"/>
-        <w:pBdr>
-          <w:left w:val="single" w:sz="18" w:space="4" w:color="1E4620"/>
-        </w:pBdr>
-        <w:shd w:val="clear" w:fill="F2F5FA"/>
-      </w:pPr>
-      <w:r>
-        <w:rPr>
-          <w:b w:val="0"/>
-        </w:rPr>
-        <w:t>[00:48:52.150] 玛雅呢我们后面会再讲啊，就是虚伪谄曲呢叫萨提亚，有的翻译成狡诈啊。那虚伪呢，它是指在德行啊或者修行场合的这种虚假表现，而狡诈呢，是为了获取战略好处而故意欺骗啊当。这些以友善的幌子出现而内心是玛雅萨提亚的时候呢，啊，那么外在的人不了解的人呢，他就会觉得这个人品德高尚值得信赖啊。而实际上呢，已经被他的势力就那个人的势力所操纵了啊。</w:t>
-      </w:r>
-    </w:p>
-    <w:p>
-      <w:pPr>
-        <w:ind w:left="170"/>
-        <w:pBdr>
-          <w:left w:val="single" w:sz="18" w:space="4" w:color="1E4620"/>
-        </w:pBdr>
-        <w:shd w:val="clear" w:fill="F2F5FA"/>
-      </w:pPr>
-      <w:r>
-        <w:rPr>
-          <w:b w:val="0"/>
-        </w:rPr>
-        <w:t>[00:49:36.140] 所以我们要知道这个言辞友善，前面讲到呢，萨摩达纳啊是指建立和谐和信任的基础，那包括这种热情啊啊态度啊，好啊，我们讲六和敬里面的六合啊。那玛雅呢，就是隐瞒已经存在的过失啊，也就是做错事以后伪装起来显得跟我没有关系。他不想认错，不想认错，甚至他还显得他很无辜。啊，就要虚伪。那萨提亚呢，就是说去彰显它不存在的素质。就是自己没有的功德或者很小的功德，他把它没有的归集于归为己有，很小的把它放大，使自己显得很有功德，很值得尊重啊，过去我们类似于吹牛或者自我吹嘘啊，所以因此呢，把外在亲切热情乐于社交的这种友善言辞啊，这种善行的表象呢。异化为内在为谋取私利啊，比如出家人讲名闻利养而进行的这种虚伪表演和操纵算计啊。所以这个欺骗性呢，他在用和合啊、慈悲啊随顺的外衣呢，掩盖他内在贪婪啊贪婪啊傲慢啊控制欲啊啊，或者不诚实啊啊。这个有人讲这个笑面虎啊啊，笑面操纵啊，很有迷惑性啊等等。</w:t>
-      </w:r>
-    </w:p>
-    <w:p>
-      <w:pPr>
-        <w:ind w:left="170"/>
-        <w:pBdr>
-          <w:left w:val="single" w:sz="18" w:space="4" w:color="1E4620"/>
-        </w:pBdr>
-        <w:shd w:val="clear" w:fill="F2F5FA"/>
-      </w:pPr>
-      <w:r>
-        <w:rPr>
-          <w:b w:val="0"/>
-        </w:rPr>
-        <w:t>[00:51:17.310] 那我们在讲阿毗达摩的时候有讲到就六对美心所嘛，对吧？啊心和心所的正直性刚好跟这个就是相反了啊，所以这个言语欺骗或者内心欺骗呢，它都跟这个正直心所有关。啊正直呢叫 ujukatā 啊，那么这个正直呢，它就是破除不正直的状态，或者破除心与心所的狡猾、欺诈、奸诈啊，它现起呢就是。这个没有内心和心所的不诚实啊。能够不狡诈，很坦荡，很诚实的这种经验是他的现起啊。那。跟这个正直相反的就是我们讲的玛雅萨提亚啊。玛雅的虚伪，萨提亚呢就是诡诈欺骗啊，那欺骗呢可能会重一点点啊，就是比较适用的，用我们土话讲就是吹牛啊，比较像啊。啊，那我们想呢，你看，如果经常这么做，心不正直了，他的这个欺骗性就会很强。（中略：[00:52:47]–[01:00:00] 「从策略性模仿到人格性伪装」的堕落过程、阿毗达摩透视〔māyā／sāṭheyya 与贪慢相应、属 micchājīva 邪命〕与四类案例铺陈）</w:t>
+        <w:t>[00:47:57.625] 虚伪呢，在巴利语叫 māyā 啊，然后狡诈或者这种欺诳呢，就称为叫 sāṭheyya 好。那。往往我们会看到，哇这个人好有社交魅力呀啊，但是呢他已经。被你这个可能你已经被他操纵了啊，就是他自己举止很亲切啊，来误导操纵或者讨好。啊，往往他这个隐藏着自私和有害的一些意图了啊，所以他这个欺骗呢，它是外在友善掩饰内在的虚伪。啊，那么这个欺诳谄曲呢？它是有在巴利语里面是有专门的词的啊。它这个虚伪呢就叫 māyā，</w:t>
+      </w:r>
+    </w:p>
+    <w:p>
+      <w:pPr>
+        <w:ind w:left="170"/>
+        <w:pBdr>
+          <w:left w:val="single" w:sz="18" w:space="4" w:color="1E4620"/>
+        </w:pBdr>
+        <w:shd w:val="clear" w:fill="F2F5FA"/>
+      </w:pPr>
+      <w:r>
+        <w:rPr>
+          <w:b w:val="0"/>
+        </w:rPr>
+        <w:t>[00:48:52.150] māyā 呢我们后面会再讲啊，就是虚伪谄曲呢叫 sāṭheyya，有的翻译成狡诈啊。那虚伪呢，它是指在德行啊或者修行场合的这种虚假表现，而狡诈呢，是为了获取战略好处而故意欺骗啊当。这些以友善的幌子出现而内心是 māyā sāṭheyya 的时候呢，啊，那么外在的人不了解的人呢，他就会觉得这个人品德高尚值得信赖啊。而实际上呢，已经被他的势力就那个人的势力所操纵了啊。</w:t>
+      </w:r>
+    </w:p>
+    <w:p>
+      <w:pPr>
+        <w:ind w:left="170"/>
+        <w:pBdr>
+          <w:left w:val="single" w:sz="18" w:space="4" w:color="1E4620"/>
+        </w:pBdr>
+        <w:shd w:val="clear" w:fill="F2F5FA"/>
+      </w:pPr>
+      <w:r>
+        <w:rPr>
+          <w:b w:val="0"/>
+        </w:rPr>
+        <w:t>[00:49:36.140] 所以我们要知道这个言辞友善，前面讲到呢，sammodana 啊是指建立和谐和信任的基础，那包括这种热情啊啊态度啊，好啊，我们讲六和敬里面的六合啊。那 māyā 呢，就是隐瞒已经存在的过失啊，也就是做错事以后伪装起来显得跟我没有关系。他不想认错，不想认错，甚至他还显得他很无辜。啊，就要虚伪。那 sāṭheyya 呢，就是说去彰显它不存在的素质。就是自己没有的功德或者很小的功德，他把它没有的归集于归为己有，很小的把它放大，使自己显得很有功德，很值得尊重啊，过去我们类似于吹牛或者自我吹嘘啊，所以因此呢，把外在亲切热情乐于社交的这种友善言辞啊，这种善行的表象呢。异化为内在为谋取私利啊，比如出家人讲名闻利养而进行的这种虚伪表演和操纵算计啊。所以这个欺骗性呢，他在用和合啊、慈悲啊随顺的外衣呢，掩盖他内在贪婪啊贪婪啊傲慢啊控制欲啊啊，或者不诚实啊啊。这个有人讲这个笑面虎啊啊，笑面操纵啊，很有迷惑性啊等等。</w:t>
+      </w:r>
+    </w:p>
+    <w:p>
+      <w:pPr>
+        <w:ind w:left="170"/>
+        <w:pBdr>
+          <w:left w:val="single" w:sz="18" w:space="4" w:color="1E4620"/>
+        </w:pBdr>
+        <w:shd w:val="clear" w:fill="F2F5FA"/>
+      </w:pPr>
+      <w:r>
+        <w:rPr>
+          <w:b w:val="0"/>
+        </w:rPr>
+        <w:t>[00:51:17.310] 那我们在讲阿毗达摩的时候有讲到就六对美心所嘛，对吧？啊心和心所的正直性刚好跟这个就是相反了啊，所以这个言语欺骗或者内心欺骗呢，它都跟这个正直心所有关。啊正直呢叫 ujukatā 啊，那么这个正直呢，它就是破除不正直的状态，或者破除心与心所的狡猾、欺诈、奸诈啊，它现起呢就是。这个没有内心和心所的不诚实啊。能够不狡诈，很坦荡，很诚实的这种经验是他的现起啊。那。跟这个正直相反的就是我们讲的 māyā sāṭheyya 啊。māyā 的虚伪，sāṭheyya 呢就是诡诈欺骗啊，那欺骗呢可能会重一点点啊，就是比较适用的，用我们土话讲就是吹牛啊，比较像啊。啊，那我们想呢，你看，如果经常这么做，心不正直了，他的这个欺骗性就会很强。（中略：[00:52:47]–[01:00:00] 「从策略性模仿到人格性伪装」的堕落过程、阿毗达摩透视〔māyā／sāṭheyya 与贪慢相应、属 micchājīva 邪命〕与四类案例铺陈）</w:t>
       </w:r>
     </w:p>
     <w:p>
@@ -7887,22 +7887,22 @@
         <w:rPr>
           <w:b w:val="0"/>
         </w:rPr>
-        <w:t>[00:00:21.680] 好，大家请合掌，我们一起来聆听佛陀。南无。南无拉多，阿多三三。南无那巴嘎瓦多，阿拉哈多三三。以及那位世尊阿拉汉正是学者。啊，各位尊者，各位法师，各位贤友，晚上吉祥。呃，我们今天学习。</w:t>
-      </w:r>
-    </w:p>
-    <w:p>
-      <w:pPr>
-        <w:ind w:left="170"/>
-        <w:pBdr>
-          <w:left w:val="single" w:sz="18" w:space="4" w:color="1E4620"/>
-        </w:pBdr>
-        <w:shd w:val="clear" w:fill="F2F5FA"/>
-      </w:pPr>
-      <w:r>
-        <w:rPr>
-          <w:b w:val="0"/>
-        </w:rPr>
-        <w:t>[00:01:23.640] 啊，第38种欺骗啊。二十三层欺骗。啊，第23个呢，是俗家悭啊。就是对俗家的悭吝啊。能以慈悯照顾俗家的伪装来欺骗。就是护持家族啊啊就是对家人啊，或者说我们信众啊啊的这种护持啊关爱啊。啊，这个本来他是应该的嘛啊。但是呢，他内心呢反而是一种强烈好，那俗家呢，这个这个俗家的这种慈悯照顾呢在这。啊，古拉鲁达亚的这个是护持家族或者照顾这个在家人啊。哎呀。那如果变成悭吝呢啊？就是米恰里亚啊，米恰里亚就古拉马里亚。那这是一种对俗家的执取，也就是说行为上看起来是对亲友啊啊这个信众的慈心和悲悯啊。啊，</w:t>
+        <w:t>[00:00:21.680] 好，大家请合掌，我们一起来礼敬佛陀。Namo tassa bhagavato arahato sammā-sambuddhassa。礼敬那位世尊、阿拉汉、正自觉者。啊，各位尊者，各位法师，各位贤友，晚上吉祥。呃，我们今天学习。</w:t>
+      </w:r>
+    </w:p>
+    <w:p>
+      <w:pPr>
+        <w:ind w:left="170"/>
+        <w:pBdr>
+          <w:left w:val="single" w:sz="18" w:space="4" w:color="1E4620"/>
+        </w:pBdr>
+        <w:shd w:val="clear" w:fill="F2F5FA"/>
+      </w:pPr>
+      <w:r>
+        <w:rPr>
+          <w:b w:val="0"/>
+        </w:rPr>
+        <w:t>[00:01:23.640] 啊，第38种欺骗啊。二十三层欺骗。啊，第23个呢，是俗家悭啊。就是对俗家的悭吝啊。能以慈悯照顾俗家的伪装来欺骗。就是护持家族啊啊就是对家人啊，或者说我们信众啊啊的这种护持啊关爱啊。啊，这个本来他是应该的嘛啊。但是呢，他内心呢反而是一种强烈好，那俗家呢，这个这个俗家的这种慈悯照顾呢在这。啊，kulānuddhayatā 的这个是护持家族或者照顾这个在家人啊。哎呀。那如果变成悭吝呢啊？就是 macchariya 啊，macchariya 就 kulamacchariya。那这是一种对俗家的执取，也就是说行为上看起来是对亲友啊啊这个信众的慈心和悲悯啊。啊，</w:t>
       </w:r>
     </w:p>
     <w:p>
@@ -8052,7 +8052,7 @@
         <w:rPr>
           <w:b w:val="0"/>
         </w:rPr>
-        <w:t>[00:08:13.690] 那么它这个这个特相呢，这个悭吝呢，我们巴利叫米切里亚，那这个悭吝呢，是在不善这个嗔的不善心所里面被单独拿出来的啊，就像嗔嗔嫉妒啊，嗔追悔嗔悭吝好单独拿出来的。那嗔的形态那么多，为什么佛陀把这个悭吝嫉妒追悔单独拿出来呢？</w:t>
+        <w:t>[00:08:13.690] 那么它这个这个特相呢，这个悭吝呢，我们巴利叫 macchariya，那这个悭吝呢，是在不善这个嗔的不善心所里面被单独拿出来的啊，就像嗔嗔嫉妒啊，嗔追悔嗔悭吝好单独拿出来的。那嗔的形态那么多，为什么佛陀把这个悭吝嫉妒追悔单独拿出来呢？</w:t>
       </w:r>
     </w:p>
     <w:p>
@@ -8082,7 +8082,7 @@
         <w:rPr>
           <w:b w:val="0"/>
         </w:rPr>
-        <w:t>[00:08:50.160] 撒开天帝去问佛陀说。这个人天啊，就是欲界天的天神啊，跟这个人啊，都在追求幸福啊，福祉啊，但为什么他们天天。就斗个没完呢啊，就天天都在争斗呢。那佛陀说，因为嫉妒和悭吝。的嫉妒悭吝是所有争斗的根源。那，那我们必须认得他啊。</w:t>
+        <w:t>[00:08:50.160] 沙格天帝去问佛陀说。这个人天啊，就是欲界天的天神啊，跟这个人啊，都在追求幸福啊，福祉啊，但为什么他们天天。就斗个没完呢啊，就天天都在争斗呢。那佛陀说，因为嫉妒和悭吝。的嫉妒悭吝是所有争斗的根源。那，那我们必须认得他啊。</w:t>
       </w:r>
     </w:p>
     <w:p>
@@ -9243,7 +9243,7 @@
         <w:rPr>
           <w:b w:val="0"/>
         </w:rPr>
-        <w:t>[00:47:03.940] 好，那么这个是。这个俗家悭。那第24种欺骗呢？我们叫住所悭。住所悭呢，能以希望住所久住为借口来欺骗。刚才呢是针对这个我们的信众，现在呢就针对我们的寺院了。啊，针对我们的禅堂，针对我的宿舍，针对我的房间，对那宿所呢，阿瓦萨它是住所啊，住所呢就包括我们僧团住的寺院啊啊，精舍啊，啊，大家住你家里的家啊对吧。</w:t>
+        <w:t>[00:47:03.940] 好，那么这个是。这个俗家悭。那第24种欺骗呢？我们叫住所悭。住所悭呢，能以希望住所久住为借口来欺骗。刚才呢是针对这个我们的信众，现在呢就针对我们的寺院了。啊，针对我们的禅堂，针对我的宿舍，针对我的房间，对那宿所呢，āvāsa 它是住所啊，住所呢就包括我们僧团住的寺院啊啊，精舍啊，啊，大家住你家里的家啊对吧。</w:t>
       </w:r>
     </w:p>
     <w:p>
@@ -10970,7 +10970,7 @@
         <w:rPr>
           <w:b w:val="0"/>
         </w:rPr>
-        <w:t>[00:14:42.560] 那佛教里面这个善呢，我们叫 kusala（古萨拉）啊。kusala 这一词呢经常被翻译为清净啊、巧妙啊或者有德行啊，后面我们会细讲啊，这个 kusala 啊，它是有很多的意涵的，这个很有意思的啊，它有深刻的哲学和词源学意义。它绝非仅是道德善行的标签啊，而是一种与智慧（paññā）和觉悟（amoha）啊，它有本质关联的一种很精微的心所品质啊。</w:t>
+        <w:t>[00:14:42.560] 那佛教里面这个善呢，我们叫 kusala 啊。kusala 这一词呢经常被翻译为清净啊、巧妙啊或者有德行啊，后面我们会细讲啊，这个 kusala 啊，它是有很多的意涵的，这个很有意思的啊，它有深刻的哲学和词源学意义。它绝非仅是道德善行的标签啊，而是一种与智慧（paññā）和觉悟（amoha）啊，它有本质关联的一种很精微的心所品质啊。</w:t>
       </w:r>
     </w:p>
     <w:p>
@@ -11270,7 +11270,7 @@
         <w:rPr>
           <w:b w:val="0"/>
         </w:rPr>
-        <w:t>[00:49:26.635] 我们北传一这样翻译叫法身渐肥对吧？法身渐肥，什么叫法身渐肥啊？就你浑身，你所有的言身语意都变成跟法相关的，就叫法身渐慧，而不是你越长越胖呢。对吧，那对那么。可因此呢，就是这个我们所有的生理欲行呢，它背后呢都是有一个。动力在里面呢，就我们讲一个动机，那么只要我们还不是阿拉汉，都有无明爱取。那无明爱取不见得都是。这个这个会导向糟糕的局面，</w:t>
+        <w:t>[00:49:26.635] 我们北传这样翻译叫法身渐肥对吧？法身渐肥，什么叫法身渐肥啊？就你浑身，你所有的言身语意都变成跟法相关的，就叫法身渐慧，而不是你越长越胖呢。对吧，那对那么。可因此呢，就是这个我们所有的生理欲行呢，它背后呢都是有一个。动力在里面呢，就我们讲一个动机，那么只要我们还不是阿拉汉，都有无明爱取。那无明爱取不见得都是。这个这个会导向糟糕的局面，</w:t>
       </w:r>
     </w:p>
     <w:p>

--- a/交付成果/第三轮修订版/第三轮4周版/读书会21_破妄显真：破除三十八种修道上的自欺_4周资料包（第三版修订）/Word版/第4周_悭吝之伪装与总摄对治_学员版.docx
+++ b/交付成果/第三轮修订版/第三轮4周版/读书会21_破妄显真：破除三十八种修道上的自欺_4周资料包（第三版修订）/Word版/第4周_悭吝之伪装与总摄对治_学员版.docx
@@ -1210,7 +1210,7 @@
         <w:rPr>
           <w:b w:val="0"/>
         </w:rPr>
-        <w:t>[00:20:24.240] 啊没有边界没有原则的这个热身肠热心肠呢，啊就经常啊就会像这个这个茅草包臭鱼啊前面我们讲到啊，这臭鱼呢就是这个比喻呢。啊，就是。代表沉溺于贪嗔痴嘛啊，当我们沉溺于贪嗔痴的时候是浑身发臭，就像臭鱼一样啊。著书里面讲说像这个腐烂的蛇啊，腐烂的蛇和腐烂的鱼都是很臭的，大家有闻过哈，对。所以那么这个当我们面上看起来是热心肠啊，热心肠像香茅草。啊，相貌草，然后呢，内心呢是贪嗔痴，就像一条臭鱼啊。所以呢，我们说我们要帮他，我们为了要为了这个度这个度化他为借口啊。那么我们把自己凑上去啊，那么结果鱼没有变香啊，啊，我们自己变臭了啊。</w:t>
+        <w:t>[00:20:24.240] 啊没有边界没有原则的这个热身肠热心肠呢，啊就经常啊就会像这个这个茅草包臭鱼啊前面我们讲到啊，这臭鱼呢就是这个比喻呢。啊，就是。代表沉溺于贪嗔痴嘛啊，当我们沉溺于贪嗔痴的时候是浑身发臭，就像臭鱼一样啊。义注里面讲说像这个腐烂的蛇啊，腐烂的蛇和腐烂的鱼都是很臭的，大家有闻过哈，对。所以那么这个当我们面上看起来是热心肠啊，热心肠像香茅草。啊，相貌草，然后呢，内心呢是贪嗔痴，就像一条臭鱼啊。所以呢，我们说我们要帮他，我们为了要为了这个度这个度化他为借口啊。那么我们把自己凑上去啊，那么结果鱼没有变香啊，啊，我们自己变臭了啊。</w:t>
       </w:r>
     </w:p>
     <w:p>
@@ -1255,7 +1255,7 @@
         <w:rPr>
           <w:b w:val="0"/>
         </w:rPr>
-        <w:t>[00:22:35.920] 那不当的社交呢，就是把谄媚伪装成慈悲啊啊，那这个比如说结在迷惑冰消的著书里面讲是为了结交权贵啊。过度的共情忧喜啊，亲近诽谤三宝的人呢啊，反复去接触没有信仰的在家人啊。啊，然后以立身为名呢，实际上是梵行啊禅修啊，教你的学习啊，而是纠缠在世俗的情感上。那这个呢，这个交际呢就称为非行处。啊，非行处呢它是会障碍梵行的啊，所以呢我们要检查就是要检查这个动机了啊，也就是我们讲的动机，后面就是见嘛，无明爱取啊啊。</w:t>
+        <w:t>[00:22:35.920] 那不当的社交呢，就是把谄媚伪装成慈悲啊啊，那这个比如说结在迷惑冰消的义注里面讲是为了结交权贵啊。过度的共情忧喜啊，亲近诽谤三宝的人呢啊，反复去接触没有信仰的在家人啊。啊，然后以立身为名呢，实际上是梵行啊禅修啊，教你的学习啊，而是纠缠在世俗的情感上。那这个呢，这个交际呢就称为非行处。啊，非行处呢它是会障碍梵行的啊，所以呢我们要检查就是要检查这个动机了啊，也就是我们讲的动机，后面就是见嘛，无明爱取啊啊。</w:t>
       </w:r>
     </w:p>
     <w:p>
@@ -1480,7 +1480,7 @@
         <w:rPr>
           <w:b w:val="0"/>
         </w:rPr>
-        <w:t>[00:32:28.720] 著书里面讲，就像沉木沉水更快，就是木头越重啊，它沉到水里面的速度就越快。啊，所以这个我们戒定慧的这个能力越强啊，他如果去误用这种欺骗啊，他的后果越严重，大家都有体会就是。</w:t>
+        <w:t>[00:32:28.720] 义注里面讲，就像沉木沉水更快，就是木头越重啊，它沉到水里面的速度就越快。啊，所以这个我们戒定慧的这个能力越强啊，他如果去误用这种欺骗啊，他的后果越严重，大家都有体会就是。</w:t>
       </w:r>
     </w:p>
     <w:p>
@@ -1615,7 +1615,7 @@
         <w:rPr>
           <w:b w:val="0"/>
         </w:rPr>
-        <w:t>[00:42:37.505] 比如有人讲说。那尊者，如果我发现某人正在算计我的朋友，我把这一件真实的事告诉朋友，这算不算离间语呢？如果我不说，会不会缺乏慈悲心呢？啊？那。从阿毗达摩角度上来讲呢，我们有很硬核的指标嘛，啊就是动机呀啊。就是。动你的动机是不是无贪无嗔的啊？那律藏的著书很明确地讲到，就是如果。你的发心不是为了博取喜爱，也不是意图离间。而是纯粹为了保护他人免受伤害，或者是为了苛责恶行而陈述事实。那这个就没有违反离间语的过失了。</w:t>
+        <w:t>[00:42:37.505] 比如有人讲说。那尊者，如果我发现某人正在算计我的朋友，我把这一件真实的事告诉朋友，这算不算离间语呢？如果我不说，会不会缺乏慈悲心呢？啊？那。从阿毗达摩角度上来讲呢，我们有很硬核的指标嘛，啊就是动机呀啊。就是。动你的动机是不是无贪无嗔的啊？那律藏的义注很明确地讲到，就是如果。你的发心不是为了博取喜爱，也不是意图离间。而是纯粹为了保护他人免受伤害，或者是为了苛责恶行而陈述事实。那这个就没有违反离间语的过失了。</w:t>
       </w:r>
     </w:p>
     <w:p>
@@ -2721,7 +2721,7 @@
         <w:rPr>
           <w:b w:val="0"/>
         </w:rPr>
-        <w:t>[00:00:59.520] 啊，今天呢，我们学第17种欺骗。不愿意他人受益啊，能以说非离间语的伪装来欺骗。啊就跟我们上面第16个欺骗呢是反着的啊。那。离间语呢，我们前面讲到了，它是指制造分裂的言语啊。呃，这个非离间语呢？哎。按笔数拿吧。嗯。那比如说哪玩家呢？它称为叫非理解，你就是啊啊是加的一个否定词啊。apisuṇavāditā。apisuṇavāditā，他本来呢是对离间语这一类的言语的止戒，就是说不说。然而呢。当这种说非离间语或者不说离间语啊，</w:t>
+        <w:t>[00:00:59.520] 啊，今天呢，我们学第17种欺骗。不愿意他人受益啊，能以说非离间语的伪装来欺骗。啊就跟我们上面第16个欺骗呢是反着的啊。那。离间语呢，我们前面讲到了，它是指制造分裂的言语啊。呃，这个非离间语呢？哎。按笔数拿吧。嗯。那比如说不离间语呢？它称为叫非理解，你就是啊啊是加的一个否定词啊。apisuṇavāditā。apisuṇavāditā，他本来呢是对离间语这一类的言语的止戒，就是说不说。然而呢。当这种说非离间语或者不说离间语啊，</w:t>
       </w:r>
     </w:p>
     <w:p>
@@ -3111,7 +3111,7 @@
         <w:rPr>
           <w:b w:val="0"/>
         </w:rPr>
-        <w:t>[00:23:38.615] 就是这个思嘛，昨天才讲的，思就是戒啊，思就是业对吧？啊，你要看这个思嘛啊，接答案哦。啊，就是这个，你的动机和结果是什么好？那我们的动机是为了博取喜爱，或者是意图破坏啊？那他肯定就是不对了。所以在著书里面明确地讲，非为博取喜爱，亦非意图离间啊。如果你是以这样的动机，你去提醒朋友啊，不是为了让他只喜欢你，孤立别人啊，也不是单纯为了破坏而破坏，而是纯粹为了保护他免受恶法的伤害，是为了呵斥恶行，那这个就没有违反离间语了啊，没有这样的一种过失哈。那当然就是时机呀和方法啊，他就很恰当的，</w:t>
+        <w:t>[00:23:38.615] 就是这个思嘛，昨天才讲的，思就是戒啊，思就是业对吧？啊，你要看这个思嘛啊，接答案哦。啊，就是这个，你的动机和结果是什么好？那我们的动机是为了博取喜爱，或者是意图破坏啊？那他肯定就是不对了。所以在义注里面明确地讲，非为博取喜爱，亦非意图离间啊。如果你是以这样的动机，你去提醒朋友啊，不是为了让他只喜欢你，孤立别人啊，也不是单纯为了破坏而破坏，而是纯粹为了保护他免受恶法的伤害，是为了呵斥恶行，那这个就没有违反离间语了啊，没有这样的一种过失哈。那当然就是时机呀和方法啊，他就很恰当的，</w:t>
       </w:r>
     </w:p>
     <w:p>
@@ -3486,7 +3486,7 @@
         <w:rPr>
           <w:b w:val="0"/>
         </w:rPr>
-        <w:t>[00:50:43.760] 而谄媚呢？在这个。律藏的译著和清净道论里面呢，它被定义成一种严重的邪命和虚伪。那么谄媚的定义呢？所谓的谄媚是指把自己置于卑贱啊到像奴仆一样的地位，甚至认可他人的过失言语啊或者过失的行为而。用甜言蜜语来取悦他人啊。那也就是说。这种谄媚，它是一种卑下的言行啊，说话时总把自己放在很低的位置，然后用甜言蜜语去讨好。那。出发点呢就是为了他自己的利益啊，比如说我们啊，为了得到供养啊啊，反复说很清近很随和的啊，语言来去对你的施主啊，对你的信众啊啊。所以当一个人用谄媚来应对他人的时候，他表面都是说好听的话。啊啊，那么这个是相似的。就是当它绝不是爱语啊。</w:t>
+        <w:t>[00:50:43.760] 而谄媚呢？在这个。律藏的义注和清净道论里面呢，它被定义成一种严重的邪命和虚伪。那么谄媚的定义呢？所谓的谄媚是指把自己置于卑贱啊到像奴仆一样的地位，甚至认可他人的过失言语啊或者过失的行为而。用甜言蜜语来取悦他人啊。那也就是说。这种谄媚，它是一种卑下的言行啊，说话时总把自己放在很低的位置，然后用甜言蜜语去讨好。那。出发点呢就是为了他自己的利益啊，比如说我们啊，为了得到供养啊啊，反复说很清近很随和的啊，语言来去对你的施主啊，对你的信众啊啊。所以当一个人用谄媚来应对他人的时候，他表面都是说好听的话。啊啊，那么这个是相似的。就是当它绝不是爱语啊。</w:t>
       </w:r>
     </w:p>
     <w:p>
@@ -4720,7 +4720,7 @@
         <w:rPr>
           <w:b w:val="0"/>
         </w:rPr>
-        <w:t>[00:03:53.080] 那无道喜习惯呢。叫。这个 asammodana 啊。嗯。阿萨摩的纳啊西了的。这个叫无道喜习惯。那个无道喜习惯呢，它是指。啊，说话我们讲这边说话一点温度都没有，对吧，就是说话缺乏温暖得体的这样的一种方式啊，要么听起来。冷冰冰的，要么听起来硬邦邦的，这种感觉啊，他一般的跟这种冷漠啊。疏离呀。啊，不好打交道啊。啊，这个这个你问他他也不回应啊。啊？这个它本质上呢就是不友善，缺乏友善啊，叫 sammodana 哦，友善是 sammodana 啊，sammodana 那就是缺乏友善，他就没有友善的美德。</w:t>
+        <w:t>[00:03:53.080] 那无道喜习惯呢。叫。这个 asammodana 啊。嗯。无道喜习惯。这个叫无道喜习惯。那个无道喜习惯呢，它是指。啊，说话我们讲这边说话一点温度都没有，对吧，就是说话缺乏温暖得体的这样的一种方式啊，要么听起来。冷冰冰的，要么听起来硬邦邦的，这种感觉啊，他一般的跟这种冷漠啊。疏离呀。啊，不好打交道啊。啊，这个这个你问他他也不回应啊。啊？这个它本质上呢就是不友善，缺乏友善啊，叫 sammodana 哦，友善是 sammodana 啊，sammodana 那就是缺乏友善，他就没有友善的美德。</w:t>
       </w:r>
     </w:p>
     <w:p>
@@ -11480,7 +11480,7 @@
         <w:rPr>
           <w:b w:val="0"/>
         </w:rPr>
-        <w:t>[00:57:25.585] 在著书里面讲什么是无明呢，说你所看到的人事物从来没有被正确地见过。啊，纯粹对于这个，这个因缘聚合体呢，而生起常论我见的看法。</w:t>
+        <w:t>[00:57:25.585] 在义注里面讲什么是无明呢，说你所看到的人事物从来没有被正确地见过。啊，纯粹对于这个，这个因缘聚合体呢，而生起常论我见的看法。</w:t>
       </w:r>
     </w:p>
     <w:p>

--- a/交付成果/第三轮修订版/第三轮4周版/读书会21_破妄显真：破除三十八种修道上的自欺_4周资料包（第三版修订）/Word版/第4周_悭吝之伪装与总摄对治_学员版.docx
+++ b/交付成果/第三轮修订版/第三轮4周版/读书会21_破妄显真：破除三十八种修道上的自欺_4周资料包（第三版修订）/Word版/第4周_悭吝之伪装与总摄对治_学员版.docx
@@ -919,7 +919,7 @@
         <w:rPr>
           <w:b w:val="0"/>
         </w:rPr>
-        <w:t>[00:00:42.320] 啊，我们上一堂课呢是学到。嗯，第15个区片对吧。嗯，第15个7篇。是。不如法的结交，能以习惯性帮扶的伪装来欺骗。嗯，就是我们讲说老好人啊，热心肠啊，对吧？嗯。他是很容易呢，以为悲悯啊啊来这个掩盖他的这个乐于杂居啊。他的外向呢，是展现出来和和友善啊，包容啊，但是他的内在呢，是安名求利呀，啊，是走的是他正的路线呢。啊，这个希望得到别人的认可，或者他有自己的啊，这个甚至有一些不可告人的想法啊。所以我们要去看到他这个贪和悲悯的区别。</w:t>
+        <w:t>[00:00:42.320] 啊，我们上一堂课呢是学到。嗯，第15种欺骗不如法的结交，能以习惯性帮扶的伪装来欺骗。嗯，就是我们讲说老好人啊，热心肠啊，对吧？嗯。他是很容易呢，以为悲悯啊啊来这个掩盖他的这个乐于杂居啊。他的外向呢，是展现出来和和友善啊，包容啊，但是他的内在呢，是安名求利呀，啊，是走的是他正的路线呢。啊，这个希望得到别人的认可，或者他有自己的啊，这个甚至有一些不可告人的想法啊。所以我们要去看到他这个贪和悲悯的区别。</w:t>
       </w:r>
     </w:p>
     <w:p>
@@ -964,7 +964,7 @@
         <w:rPr>
           <w:b w:val="0"/>
         </w:rPr>
-        <w:t>[00:03:15.740] 那昨天呢，上一堂课呢，我们这个还没有讲，就是中国传统文化上呢。它也是有这个。啊，这个这个很明确的这样的一个啊教导哈，就表面上的这个仁爱和亲和，如果动机不纯呢，啊，这个孔夫子说一叫德行之贼。啊学学得贼啊那这个。</w:t>
+        <w:t>[00:03:15.740] 那昨天呢，上一堂课呢，我们这个还没有讲，就是中国传统文化上呢。它也是有这个。啊，这个这个很明确的这样的一个啊教导哈，就表面上的这个仁爱和亲和，如果动机不纯呢，啊，这个孔夫子说这叫「德之贼」。</w:t>
       </w:r>
     </w:p>
     <w:p>
@@ -1009,7 +1009,7 @@
         <w:rPr>
           <w:b w:val="0"/>
         </w:rPr>
-        <w:t>[00:05:02.140] 就乡愿呢，它的意思呢，就是表面上这个言行啊啊很中性啊，举止举止很廉洁。但处处讨好迎合，让所有的人都觉得他是好人呐啊，那么在佛法里面就像和合之行啊，他总是跟人家很和睦啊。但是呢，它可能的本质呢。就是同流合污啊啊，这个嫣然媚于世啊，就没有真正的道德准则啊，没有道德原则，他只是为了博取世俗的赞誉而活着啊，大家觉得我好就可以。啊，所以孔夫子说这是德之贼啊，因为他混淆了真正的这个善，也就是仁啊和虚伪的迎合，他破坏了道德的标准。啊那这个我们在这个前面讲的这个自欺啊啊这个以和合之名啊，以帮扶啊啊帮助人之名啊，伪装这个不恰当的啊结交啊或者说我们出家人呢，就是呃这个这个啊贪着居家啊它其实是一样的啊，就是用表面的和合。啊，好人缘掩盖内在的没原则啊，结交不当和功利求名啊，都是属于这种乡愿的一种。例子的一种表现。</w:t>
+        <w:t>[00:05:02.140] 就乡愿呢，它的意思呢，就是表面上这个言行啊啊很中性啊，举止举止很廉洁。但处处讨好迎合，让所有的人都觉得他是好人呐啊，那么在佛法里面就像和合之行啊，他总是跟人家很和睦啊。但是呢，它可能的本质呢。就是同流合污啊啊，这个阉然媚于世啊，就没有真正的道德准则啊，没有道德原则，他只是为了博取世俗的赞誉而活着啊，大家觉得我好就可以。啊，所以孔夫子说这是德之贼啊，因为他混淆了真正的这个善，也就是仁啊和虚伪的迎合，他破坏了道德的标准。啊那这个我们在这个前面讲的这个自欺啊啊这个以和合之名啊，以帮扶啊啊帮助人之名啊，伪装这个不恰当的啊结交啊或者说我们出家人呢，就是呃这个这个啊贪着居家啊它其实是一样的啊，就是用表面的和合。啊，好人缘掩盖内在的没原则啊，结交不当和功利求名啊，都是属于这种乡愿的一种。例子的一种表现。</w:t>
       </w:r>
     </w:p>
     <w:p>
@@ -1054,22 +1054,22 @@
         <w:rPr>
           <w:b w:val="0"/>
         </w:rPr>
-        <w:t>[00:09:04.080] 这个庄子呢在列寇篇里面呢啊，列御寇里面呢讲到说啊，贼莫大乎德有心，贼莫大乎德有心而心有节啊。最大的祸害呢，莫过于。这个有心为德啊。就是带着刻意的心去行持有道德的行为。那么这种心呢，他就说呢，就像戴着眼睫毛啊啊，眼睫毛就是我们讲现在的话来讲就戴有色眼镜啊啊，就各种分别计较啊，就是我要看什么样的人我才帮不帮你呢啊。那你如果是这个这个可以从他上上面得到好处的人呢啊，我们就会很谄媚啊啊等等的。他就是。庄子讲的就是这个有心为德啊，这是最大的祸害。</w:t>
-      </w:r>
-    </w:p>
-    <w:p>
-      <w:pPr>
-        <w:ind w:left="170"/>
-        <w:pBdr>
-          <w:left w:val="single" w:sz="18" w:space="4" w:color="1E4620"/>
-        </w:pBdr>
-        <w:shd w:val="clear" w:fill="F2F5FA"/>
-      </w:pPr>
-      <w:r>
-        <w:rPr>
-          <w:b w:val="0"/>
-        </w:rPr>
-        <w:t>[00:10:04.020] 就一旦我们行善的时候，心存我要去做好事，我做好事要让别人看到我做的好事呢，就要让别人觉得我很好啊，并且呢聚焦啊，相应的对象啊，回报啊，那么这种德呢就变成贼害征信的东西啊。被欺骗的一种行为啊，就是得有心的一种典型呢，就是怀着贪求名利，惧怕孤立啊的这样一种有心去进行有选择的。帮扶或者和合型啊，就是戴上有色眼镜啊。这个老庄子讲心有结，就心呢，已经戴上了睫毛。那只结交能给自己带来好处的人啊，就完全背离了道家这个善德不德是以为有德啊，最高的德行是不刻意表现为德才算有德啊。</w:t>
+        <w:t>[00:09:04.080] 这个庄子呢在列寇篇里面呢啊，列御寇里面呢讲到说啊，贼莫大乎德有心，而心有睫。最大的祸害呢，莫过于。这个有心为德啊。就是带着刻意的心去行持有道德的行为。那么这种心呢，他就说呢，就像戴着眼睫毛啊啊，眼睫毛就是我们讲现在的话来讲就戴有色眼镜啊啊，就各种分别计较啊，就是我要看什么样的人我才帮不帮你呢啊。那你如果是这个这个可以从他上上面得到好处的人呢啊，我们就会很谄媚啊啊等等的。他就是。庄子讲的就是这个有心为德啊，这是最大的祸害。</w:t>
+      </w:r>
+    </w:p>
+    <w:p>
+      <w:pPr>
+        <w:ind w:left="170"/>
+        <w:pBdr>
+          <w:left w:val="single" w:sz="18" w:space="4" w:color="1E4620"/>
+        </w:pBdr>
+        <w:shd w:val="clear" w:fill="F2F5FA"/>
+      </w:pPr>
+      <w:r>
+        <w:rPr>
+          <w:b w:val="0"/>
+        </w:rPr>
+        <w:t>[00:10:04.020] 就一旦我们行善的时候，心存我要去做好事，我做好事要让别人看到我做的好事呢，就要让别人觉得我很好啊，并且呢聚焦啊，相应的对象啊，回报啊，那么这种德呢就变成贼害征信的东西啊。被欺骗的一种行为啊，就是得有心的一种典型呢，就是怀着贪求名利，惧怕孤立啊的这样一种有心去进行有选择的。帮扶或者和合型啊，就是戴上有色眼镜啊。这个老庄子讲心有结，就心呢，已经戴上了睫毛。那只结交能给自己带来好处的人啊，就完全背离了道家这个「上德不德，是以有德」啊，最高的德行是不刻意表现为德才算有德啊。</w:t>
       </w:r>
     </w:p>
     <w:p>
@@ -1099,7 +1099,7 @@
         <w:rPr>
           <w:b w:val="0"/>
         </w:rPr>
-        <w:t>[00:11:45.420] 所以危险的欺骗呢？它往往是披着光鲜的外衣啊。乡愿之害呢？他说在儒家来讲啊，说大于真，小人啊。啊，大为之险啊，胜于植物的恶啊。啊，这个解释说啊，这个就中国传统文化里面啊，对攀援啊谄媚啊结交恶友啊啊都是给予批判的批评的哈。所以君子和得道者的社交呢，是以义之与比和光同尘就他有原则不滥交，但是他又很亲和，不孤傲。它看起来像无为，实际上呢它随缘应物啊，利益众生没有丝毫的贪着啊。所以在这个这条的教理呢，</w:t>
+        <w:t>[00:11:45.420] 所以危险的欺骗呢？它往往是披着光鲜的外衣啊。乡愿之害呢？他说在儒家来讲啊，（乡愿之害）大于真小人；（伪善之）险胜于真恶。啊，这个解释说啊，这个就中国传统文化里面啊，对攀援啊谄媚啊结交恶友啊啊都是给予批判的批评的哈。所以君子和得道者的社交呢，是以义之与比和光同尘就他有原则不滥交，但是他又很亲和，不孤傲。它看起来像无为，实际上呢它随缘应物啊，利益众生没有丝毫的贪着啊。所以在这个这条的教理呢，</w:t>
       </w:r>
     </w:p>
     <w:p>
@@ -2856,7 +2856,7 @@
         <w:rPr>
           <w:b w:val="0"/>
         </w:rPr>
-        <w:t>[00:10:22.260] 所以当一个禅修行者呢，他看到同修啊正在结交恶友或者正在走入歧途，这会导致他失去利益的时候，他明明可以去提醒或者指出问题，但是他内心呢。因为这个bad蛋或者 issā，或者是恶意和嫉妒他，乐于见到他堕落而选择了。</w:t>
+        <w:t>[00:10:22.260] 所以当一个禅修行者呢，他看到同修啊正在结交恶友或者正在走入歧途，这会导致他失去利益的时候，他明明可以去提醒或者指出问题，但是他内心呢，因为这个 byāpāda 或者 issā他，乐于见到他堕落而选择了。</w:t>
       </w:r>
     </w:p>
     <w:p>
@@ -4690,7 +4690,7 @@
         <w:rPr>
           <w:b w:val="0"/>
         </w:rPr>
-        <w:t>[00:01:53.940] 那今天呢，是第20种欺骗啊。欺诳谄曲能惯于以言辞友善的伪装来欺骗。嗯。那这个同样是。关于言语和社交行为啊的一种欺骗啊，它跟我们前面第19讲的内容呢，它是刚好是相反的啊。哎，十九讲都讲过了吗？啊，十九讲还没讲。OK,好，那就十九讲。无道喜习惯能以慎语的伪装来欺骗啊，这个说法是有它的道理的。那。这个慎语的叫 mitabhāṇitā 啊，这个 mitabhāṇitā。那它是指啊，言语慎重哈，就是恰当啊。它是指适度正语有克制的言语。</w:t>
+        <w:t>[00:01:53.940] 今天讲第19种欺骗——无道喜习惯能以慎语的伪装来欺骗啊，这个说法是有它的道理的。那。这个慎语的叫 mitabhāṇitā 啊，这个 mitabhāṇitā。那它是指啊，言语慎重哈，就是恰当啊。它是指适度正语有克制的言语。</w:t>
       </w:r>
     </w:p>
     <w:p>
@@ -4720,7 +4720,7 @@
         <w:rPr>
           <w:b w:val="0"/>
         </w:rPr>
-        <w:t>[00:03:53.080] 那无道喜习惯呢。叫。这个 asammodana 啊。嗯。无道喜习惯。这个叫无道喜习惯。那个无道喜习惯呢，它是指。啊，说话我们讲这边说话一点温度都没有，对吧，就是说话缺乏温暖得体的这样的一种方式啊，要么听起来。冷冰冰的，要么听起来硬邦邦的，这种感觉啊，他一般的跟这种冷漠啊。疏离呀。啊，不好打交道啊。啊，这个这个你问他他也不回应啊。啊？这个它本质上呢就是不友善，缺乏友善啊，叫 sammodana 哦，友善是 sammodana 啊，sammodana 那就是缺乏友善，他就没有友善的美德。</w:t>
+        <w:t>[00:03:53.080] 那无道喜习惯呢。叫。这个 asammodana 啊。嗯。无道喜习惯。这个叫无道喜习惯。那个无道喜习惯呢，它是指。啊，说话我们讲这边说话一点温度都没有，对吧，就是说话缺乏温暖得体的这样的一种方式啊，要么听起来。冷冰冰的，要么听起来硬邦邦的，这种感觉啊，他一般的跟这种冷漠啊。疏离呀。啊，不好打交道啊。啊，这个这个你问他他也不回应啊。啊？这个它本质上呢就是不友善，缺乏友善啊，叫 sammodana 哦，友善是 sammodana 啊，asammodana 那才是缺乏友善，他就没有友善的美德。</w:t>
       </w:r>
     </w:p>
     <w:p>
@@ -8037,7 +8037,7 @@
         <w:rPr>
           <w:b w:val="0"/>
         </w:rPr>
-        <w:t>[00:07:37.685] 那悭吝呢，其实我们在阿毗达摩里面学过对吧，悭吝它有这个这个这个5种悭吝啊，对吧。好，那这个对信众的悭吝呢，是其中一种嘛啊。我们有钱财的悭吝啊、容貌的悭吝啊、财富的悭吝啊、住所的悭吝啊、学识的悭吝啊等等的。那这个呢是这个对眷属啊，眷属眷属呢就包括你的家人啊，你的朋友啊、你的信众啊啊这些的悭吝啊。</w:t>
+        <w:t>[00:07:37.685] 那悭吝呢，其实我们在阿毗达摩里面学过对吧，悭吝它有这个这个这个5种悭吝啊，对吧。好，那这个对信众的悭吝呢，是其中一种嘛啊。五种悭：住所悭、家族悭、利得悭、容貌悭、法悭等等的。那这个呢是这个对眷属啊，眷属眷属呢就包括你的家人啊，你的朋友啊、你的信众啊啊这些的悭吝啊。</w:t>
       </w:r>
     </w:p>
     <w:p>
@@ -11210,7 +11210,7 @@
         <w:rPr>
           <w:b w:val="0"/>
         </w:rPr>
-        <w:t>[00:47:23.200] 啊？那么第二一个呢，就是我们愚痴啊，它是有很多危险的啊，如果没有智慧呢啊，有我没有一些善行啊，会成为表演或者这个染污啊。啊，比如说我们出于傲慢啊执着啊，或者这个求认可的这种布施啊禅修啊啊，实际上它掺杂了很多不善啊。</w:t>
+        <w:t>[00:47:23.200] 啊？那么第二一个呢，就是我们愚痴啊，它是有很多危险的啊，若无智慧，有些善行可能沦为表演或染污。啊，比如说我们出于傲慢啊执着啊，或者这个求认可的这种布施啊禅修啊啊，实际上它掺杂了很多不善啊。</w:t>
       </w:r>
     </w:p>
     <w:p>
@@ -11270,7 +11270,7 @@
         <w:rPr>
           <w:b w:val="0"/>
         </w:rPr>
-        <w:t>[00:49:26.635] 我们北传这样翻译叫法身渐肥对吧？法身渐肥，什么叫法身渐肥啊？就你浑身，你所有的言身语意都变成跟法相关的，就叫法身渐慧，而不是你越长越胖呢。对吧，那对那么。可因此呢，就是这个我们所有的生理欲行呢，它背后呢都是有一个。动力在里面呢，就我们讲一个动机，那么只要我们还不是阿拉汉，都有无明爱取。那无明爱取不见得都是。这个这个会导向糟糕的局面，</w:t>
+        <w:t>[00:49:26.635] 我们北传这样翻译叫法身渐肥对吧？法身渐肥，什么叫法身渐肥啊？就你浑身，你所有的言身语意都变成跟法相关的，就叫法身渐肥，而不是你越长越胖呢。对吧，那对那么。可因此呢，就是这个我们所有的生理欲行呢，它背后呢都是有一个。动力在里面呢，就我们讲一个动机，那么只要我们还不是阿拉汉，都有无明爱取。那无明爱取不见得都是。这个这个会导向糟糕的局面，</w:t>
       </w:r>
     </w:p>
     <w:p>
@@ -11705,22 +11705,22 @@
         <w:rPr>
           <w:b w:val="0"/>
         </w:rPr>
-        <w:t>[01:03:15.225] 早上4点钟就开始唱。我本来想好好做一下，我今天又不去，又废掉了，对吧？那你要怎么办呢？就是4点钟，今天在天他就是开始唱我们要熟洗〔受禧〕对吧？这个这个天神护持了我们一年，这这个一年才在我们一次，然后我就一直扶持你。哎，我们要想说诶，这个我们都大家都在在天啊啊，这个去感谢龙天护法对我们的护持啊啊，那我们要赶紧好好的禅修了，把这个功德呢回向给他们。</w:t>
-      </w:r>
-    </w:p>
-    <w:p>
-      <w:pPr>
-        <w:ind w:left="170"/>
-        <w:pBdr>
-          <w:left w:val="single" w:sz="18" w:space="4" w:color="1E4620"/>
-        </w:pBdr>
-        <w:shd w:val="clear" w:fill="F2F5FA"/>
-      </w:pPr>
-      <w:r>
-        <w:rPr>
-          <w:b w:val="0"/>
-        </w:rPr>
-        <w:t>[01:03:54.000] 啊，我们以实修来〔礼〕天。哦啊，那这样呢，你就心很欢喜啊。那这个实修〔礼〕天呢，就是跟着大家一起动啊，对吧，他们在唱诵，我们在经行啊，啊，我们在受禧啊啊，那你就不会生起不善心。好，那就在这个状态下呢，显然跟你一点声音都没有，一做就进去的状态是不可能一样的。</w:t>
+        <w:t>[01:03:15.225] 早上4点钟就开始唱。我本来想好好做一下，我今天又不去，又废掉了，对吧？那你要怎么办呢？就是4点钟，今天斋天，他们开始唱（诵），我们要随喜对吧？这个这个天神护持了我们一年，这这个一年才在我们一次，然后我就一直扶持你。哎，我们要想说诶，这个我们都大家都在在天啊啊，这个去感谢龙天护法对我们的护持啊啊，那我们要赶紧好好的禅修了，把这个功德呢回向给他们。</w:t>
+      </w:r>
+    </w:p>
+    <w:p>
+      <w:pPr>
+        <w:ind w:left="170"/>
+        <w:pBdr>
+          <w:left w:val="single" w:sz="18" w:space="4" w:color="1E4620"/>
+        </w:pBdr>
+        <w:shd w:val="clear" w:fill="F2F5FA"/>
+      </w:pPr>
+      <w:r>
+        <w:rPr>
+          <w:b w:val="0"/>
+        </w:rPr>
+        <w:t>[01:03:54.000] 啊，我们以实修来斋天啊，那这样呢，你就心很欢喜啊。那这个实修〔礼〕天呢，就是跟着大家一起动啊，对吧，他们在唱诵，我们在经行啊，啊，我们在受禧啊啊，那你就不会生起不善心。好，那就在这个状态下呢，显然跟你一点声音都没有，一做就进去的状态是不可能一样的。</w:t>
       </w:r>
     </w:p>
     <w:p>
